--- a/storage/app/admin_fo_agreement_kk.docx
+++ b/storage/app/admin_fo_agreement_kk.docx
@@ -123,6 +123,7 @@
         </w:rPr>
         <w:t>${</w:t>
       </w:r>
+      <w:proofErr w:type="spellStart"/>
       <w:r>
         <w:rPr>
           <w:rFonts w:ascii="Times New Roman" w:eastAsia="Times New Roman" w:hAnsi="Times New Roman" w:cs="Times New Roman"/>
@@ -136,6 +137,7 @@
         </w:rPr>
         <w:t>agreementNumber</w:t>
       </w:r>
+      <w:proofErr w:type="spellEnd"/>
       <w:r>
         <w:rPr>
           <w:rFonts w:ascii="Times New Roman" w:eastAsia="Times New Roman" w:hAnsi="Times New Roman" w:cs="Times New Roman"/>
@@ -172,6 +174,7 @@
         </w:rPr>
         <w:t>${</w:t>
       </w:r>
+      <w:proofErr w:type="spellStart"/>
       <w:r>
         <w:rPr>
           <w:rFonts w:ascii="Times New Roman" w:eastAsia="Times New Roman" w:hAnsi="Times New Roman" w:cs="Times New Roman"/>
@@ -182,6 +185,7 @@
         </w:rPr>
         <w:t>adminDate</w:t>
       </w:r>
+      <w:proofErr w:type="spellEnd"/>
       <w:r>
         <w:rPr>
           <w:rFonts w:ascii="Times New Roman" w:eastAsia="Times New Roman" w:hAnsi="Times New Roman" w:cs="Times New Roman"/>
@@ -568,8 +572,9 @@
           <w:sz w:val="16"/>
           <w:szCs w:val="16"/>
         </w:rPr>
-        <w:t xml:space="preserve"> ${name}</w:t>
-      </w:r>
+        <w:t xml:space="preserve"> ${</w:t>
+      </w:r>
+      <w:proofErr w:type="spellStart"/>
       <w:r>
         <w:rPr>
           <w:rFonts w:ascii="Times New Roman" w:eastAsia="Times New Roman" w:hAnsi="Times New Roman" w:cs="Times New Roman"/>
@@ -578,6 +583,27 @@
           <w:sz w:val="16"/>
           <w:szCs w:val="16"/>
         </w:rPr>
+        <w:t>name</w:t>
+      </w:r>
+      <w:proofErr w:type="spellEnd"/>
+      <w:r>
+        <w:rPr>
+          <w:rFonts w:ascii="Times New Roman" w:eastAsia="Times New Roman" w:hAnsi="Times New Roman" w:cs="Times New Roman"/>
+          <w:b/>
+          <w:bCs/>
+          <w:sz w:val="16"/>
+          <w:szCs w:val="16"/>
+        </w:rPr>
+        <w:t>}</w:t>
+      </w:r>
+      <w:r>
+        <w:rPr>
+          <w:rFonts w:ascii="Times New Roman" w:eastAsia="Times New Roman" w:hAnsi="Times New Roman" w:cs="Times New Roman"/>
+          <w:b/>
+          <w:bCs/>
+          <w:sz w:val="16"/>
+          <w:szCs w:val="16"/>
+        </w:rPr>
         <w:t xml:space="preserve">, </w:t>
       </w:r>
       <w:r>
@@ -613,7 +639,25 @@
           <w:sz w:val="16"/>
           <w:szCs w:val="16"/>
         </w:rPr>
-        <w:t>${name}</w:t>
+        <w:t>${</w:t>
+      </w:r>
+      <w:proofErr w:type="spellStart"/>
+      <w:r>
+        <w:rPr>
+          <w:rFonts w:ascii="Times New Roman" w:eastAsia="Times New Roman" w:hAnsi="Times New Roman" w:cs="Times New Roman"/>
+          <w:sz w:val="16"/>
+          <w:szCs w:val="16"/>
+        </w:rPr>
+        <w:t>name</w:t>
+      </w:r>
+      <w:proofErr w:type="spellEnd"/>
+      <w:r>
+        <w:rPr>
+          <w:rFonts w:ascii="Times New Roman" w:eastAsia="Times New Roman" w:hAnsi="Times New Roman" w:cs="Times New Roman"/>
+          <w:sz w:val="16"/>
+          <w:szCs w:val="16"/>
+        </w:rPr>
+        <w:t>}</w:t>
       </w:r>
       <w:r>
         <w:rPr>
@@ -629,7 +673,25 @@
           <w:sz w:val="16"/>
           <w:szCs w:val="16"/>
         </w:rPr>
-        <w:t>${clientINN}</w:t>
+        <w:t>${</w:t>
+      </w:r>
+      <w:proofErr w:type="spellStart"/>
+      <w:r>
+        <w:rPr>
+          <w:rFonts w:ascii="Times New Roman" w:eastAsia="Times New Roman" w:hAnsi="Times New Roman" w:cs="Times New Roman"/>
+          <w:sz w:val="16"/>
+          <w:szCs w:val="16"/>
+        </w:rPr>
+        <w:t>clientINN</w:t>
+      </w:r>
+      <w:proofErr w:type="spellEnd"/>
+      <w:r>
+        <w:rPr>
+          <w:rFonts w:ascii="Times New Roman" w:eastAsia="Times New Roman" w:hAnsi="Times New Roman" w:cs="Times New Roman"/>
+          <w:sz w:val="16"/>
+          <w:szCs w:val="16"/>
+        </w:rPr>
+        <w:t>}</w:t>
       </w:r>
       <w:r>
         <w:rPr>
@@ -647,6 +709,7 @@
         </w:rPr>
         <w:t>паспорту ${</w:t>
       </w:r>
+      <w:proofErr w:type="spellStart"/>
       <w:r>
         <w:rPr>
           <w:rFonts w:ascii="Times New Roman" w:eastAsia="Times New Roman" w:hAnsi="Times New Roman" w:cs="Times New Roman"/>
@@ -656,6 +719,7 @@
         </w:rPr>
         <w:t>passportNumber</w:t>
       </w:r>
+      <w:proofErr w:type="spellEnd"/>
       <w:r>
         <w:rPr>
           <w:rFonts w:ascii="Times New Roman" w:eastAsia="Times New Roman" w:hAnsi="Times New Roman" w:cs="Times New Roman"/>
@@ -680,6 +744,7 @@
         </w:rPr>
         <w:t>виданий ${</w:t>
       </w:r>
+      <w:proofErr w:type="spellStart"/>
       <w:r>
         <w:rPr>
           <w:rFonts w:ascii="Times New Roman" w:eastAsia="Times New Roman" w:hAnsi="Times New Roman" w:cs="Times New Roman"/>
@@ -689,6 +754,7 @@
         </w:rPr>
         <w:t>passportIssue</w:t>
       </w:r>
+      <w:proofErr w:type="spellEnd"/>
       <w:r>
         <w:rPr>
           <w:rFonts w:ascii="Times New Roman" w:eastAsia="Times New Roman" w:hAnsi="Times New Roman" w:cs="Times New Roman"/>
@@ -730,13 +796,23 @@
         </w:rPr>
         <w:t>passport</w:t>
       </w:r>
-      <w:r>
-        <w:rPr>
-          <w:rFonts w:ascii="Times New Roman" w:eastAsia="Times New Roman" w:hAnsi="Times New Roman" w:cs="Times New Roman"/>
-          <w:sz w:val="16"/>
-          <w:szCs w:val="16"/>
-        </w:rPr>
-        <w:t>Date}</w:t>
+      <w:proofErr w:type="spellStart"/>
+      <w:r>
+        <w:rPr>
+          <w:rFonts w:ascii="Times New Roman" w:eastAsia="Times New Roman" w:hAnsi="Times New Roman" w:cs="Times New Roman"/>
+          <w:sz w:val="16"/>
+          <w:szCs w:val="16"/>
+        </w:rPr>
+        <w:t>Date</w:t>
+      </w:r>
+      <w:proofErr w:type="spellEnd"/>
+      <w:r>
+        <w:rPr>
+          <w:rFonts w:ascii="Times New Roman" w:eastAsia="Times New Roman" w:hAnsi="Times New Roman" w:cs="Times New Roman"/>
+          <w:sz w:val="16"/>
+          <w:szCs w:val="16"/>
+        </w:rPr>
+        <w:t>}</w:t>
       </w:r>
       <w:r>
         <w:rPr>
@@ -830,8 +906,9 @@
           <w:szCs w:val="16"/>
           <w:lang w:eastAsia="ru-RU"/>
         </w:rPr>
-        <w:t>${agreementNumber}</w:t>
-      </w:r>
+        <w:t>${</w:t>
+      </w:r>
+      <w:proofErr w:type="spellStart"/>
       <w:r>
         <w:rPr>
           <w:rFonts w:ascii="Times New Roman" w:eastAsia="Times New Roman" w:hAnsi="Times New Roman" w:cs="Times New Roman"/>
@@ -840,6 +917,27 @@
           <w:szCs w:val="16"/>
           <w:lang w:eastAsia="ru-RU"/>
         </w:rPr>
+        <w:t>agreementNumber</w:t>
+      </w:r>
+      <w:proofErr w:type="spellEnd"/>
+      <w:r>
+        <w:rPr>
+          <w:rFonts w:ascii="Times New Roman" w:eastAsia="Times New Roman" w:hAnsi="Times New Roman" w:cs="Times New Roman"/>
+          <w:color w:val="010101"/>
+          <w:sz w:val="16"/>
+          <w:szCs w:val="16"/>
+          <w:lang w:eastAsia="ru-RU"/>
+        </w:rPr>
+        <w:t>}</w:t>
+      </w:r>
+      <w:r>
+        <w:rPr>
+          <w:rFonts w:ascii="Times New Roman" w:eastAsia="Times New Roman" w:hAnsi="Times New Roman" w:cs="Times New Roman"/>
+          <w:color w:val="010101"/>
+          <w:sz w:val="16"/>
+          <w:szCs w:val="16"/>
+          <w:lang w:eastAsia="ru-RU"/>
+        </w:rPr>
         <w:t xml:space="preserve"> від </w:t>
       </w:r>
       <w:r>
@@ -852,6 +950,7 @@
         </w:rPr>
         <w:t>${</w:t>
       </w:r>
+      <w:proofErr w:type="spellStart"/>
       <w:r>
         <w:rPr>
           <w:rFonts w:ascii="Times New Roman" w:eastAsia="Times New Roman" w:hAnsi="Times New Roman" w:cs="Times New Roman"/>
@@ -862,6 +961,7 @@
         </w:rPr>
         <w:t>adminDate</w:t>
       </w:r>
+      <w:proofErr w:type="spellEnd"/>
       <w:r>
         <w:rPr>
           <w:rFonts w:ascii="Times New Roman" w:eastAsia="Times New Roman" w:hAnsi="Times New Roman" w:cs="Times New Roman"/>
@@ -1045,6 +1145,7 @@
         </w:rPr>
         <w:t xml:space="preserve"> ${</w:t>
       </w:r>
+      <w:proofErr w:type="spellStart"/>
       <w:r>
         <w:rPr>
           <w:rFonts w:ascii="Times New Roman" w:hAnsi="Times New Roman" w:cs="Times New Roman"/>
@@ -1053,6 +1154,7 @@
         </w:rPr>
         <w:t>adminCoffeeMachineModel</w:t>
       </w:r>
+      <w:proofErr w:type="spellEnd"/>
       <w:r>
         <w:rPr>
           <w:rFonts w:ascii="Times New Roman" w:hAnsi="Times New Roman" w:cs="Times New Roman"/>
@@ -1077,6 +1179,7 @@
         </w:rPr>
         <w:t>${</w:t>
       </w:r>
+      <w:proofErr w:type="spellStart"/>
       <w:r>
         <w:rPr>
           <w:rFonts w:ascii="Times New Roman" w:hAnsi="Times New Roman" w:cs="Times New Roman"/>
@@ -1085,6 +1188,7 @@
         </w:rPr>
         <w:t>adminCoffeeGrinderModel</w:t>
       </w:r>
+      <w:proofErr w:type="spellEnd"/>
       <w:r>
         <w:rPr>
           <w:rFonts w:ascii="Times New Roman" w:hAnsi="Times New Roman" w:cs="Times New Roman"/>
@@ -1187,6 +1291,7 @@
         </w:rPr>
         <w:t>${</w:t>
       </w:r>
+      <w:proofErr w:type="spellStart"/>
       <w:r>
         <w:rPr>
           <w:rFonts w:ascii="Times New Roman" w:hAnsi="Times New Roman" w:cs="Times New Roman"/>
@@ -1195,6 +1300,7 @@
         </w:rPr>
         <w:t>adminCoffeeMachineModel</w:t>
       </w:r>
+      <w:proofErr w:type="spellEnd"/>
       <w:r>
         <w:rPr>
           <w:rFonts w:ascii="Times New Roman" w:hAnsi="Times New Roman" w:cs="Times New Roman"/>
@@ -1203,6 +1309,7 @@
         </w:rPr>
         <w:t>} - ${</w:t>
       </w:r>
+      <w:proofErr w:type="spellStart"/>
       <w:r>
         <w:rPr>
           <w:rFonts w:ascii="Times New Roman" w:hAnsi="Times New Roman" w:cs="Times New Roman"/>
@@ -1212,6 +1319,7 @@
         </w:rPr>
         <w:t>adminCoffeeMachineCost</w:t>
       </w:r>
+      <w:proofErr w:type="spellEnd"/>
       <w:r>
         <w:rPr>
           <w:rFonts w:ascii="Times New Roman" w:hAnsi="Times New Roman" w:cs="Times New Roman"/>
@@ -1247,6 +1355,7 @@
         </w:rPr>
         <w:t>${</w:t>
       </w:r>
+      <w:proofErr w:type="spellStart"/>
       <w:r>
         <w:rPr>
           <w:rFonts w:ascii="Times New Roman" w:hAnsi="Times New Roman" w:cs="Times New Roman"/>
@@ -1255,6 +1364,7 @@
         </w:rPr>
         <w:t>adminCoffeeGrinderModel</w:t>
       </w:r>
+      <w:proofErr w:type="spellEnd"/>
       <w:r>
         <w:rPr>
           <w:rFonts w:ascii="Times New Roman" w:hAnsi="Times New Roman" w:cs="Times New Roman"/>
@@ -1263,6 +1373,7 @@
         </w:rPr>
         <w:t>} - ${</w:t>
       </w:r>
+      <w:proofErr w:type="spellStart"/>
       <w:r>
         <w:rPr>
           <w:rFonts w:ascii="Times New Roman" w:hAnsi="Times New Roman" w:cs="Times New Roman"/>
@@ -1272,6 +1383,7 @@
         </w:rPr>
         <w:t>adminCoffeeGrinderCost</w:t>
       </w:r>
+      <w:proofErr w:type="spellEnd"/>
       <w:r>
         <w:rPr>
           <w:rFonts w:ascii="Times New Roman" w:hAnsi="Times New Roman" w:cs="Times New Roman"/>
@@ -1297,15 +1409,51 @@
           <w:sz w:val="16"/>
           <w:szCs w:val="16"/>
         </w:rPr>
-        <w:t xml:space="preserve">1.4. Сторони домовилися, що протягом строку оренди Об’єкт оренди буде знаходитися за адресою: </w:t>
-      </w:r>
-      <w:r>
-        <w:rPr>
-          <w:rFonts w:ascii="Times New Roman" w:hAnsi="Times New Roman" w:cs="Times New Roman"/>
-          <w:sz w:val="16"/>
-          <w:szCs w:val="16"/>
-        </w:rPr>
-        <w:t xml:space="preserve">${equipRegion}, </w:t>
+        <w:t xml:space="preserve">1.4. Сторони домовилися, що протягом строку оренди Об’єкт оренди буде знаходитися за </w:t>
+      </w:r>
+      <w:proofErr w:type="spellStart"/>
+      <w:r>
+        <w:rPr>
+          <w:rFonts w:ascii="Times New Roman" w:hAnsi="Times New Roman" w:cs="Times New Roman"/>
+          <w:sz w:val="16"/>
+          <w:szCs w:val="16"/>
+        </w:rPr>
+        <w:t>адресою</w:t>
+      </w:r>
+      <w:proofErr w:type="spellEnd"/>
+      <w:r>
+        <w:rPr>
+          <w:rFonts w:ascii="Times New Roman" w:hAnsi="Times New Roman" w:cs="Times New Roman"/>
+          <w:sz w:val="16"/>
+          <w:szCs w:val="16"/>
+        </w:rPr>
+        <w:t xml:space="preserve">: </w:t>
+      </w:r>
+      <w:r>
+        <w:rPr>
+          <w:rFonts w:ascii="Times New Roman" w:hAnsi="Times New Roman" w:cs="Times New Roman"/>
+          <w:sz w:val="16"/>
+          <w:szCs w:val="16"/>
+        </w:rPr>
+        <w:t>${</w:t>
+      </w:r>
+      <w:proofErr w:type="spellStart"/>
+      <w:r>
+        <w:rPr>
+          <w:rFonts w:ascii="Times New Roman" w:hAnsi="Times New Roman" w:cs="Times New Roman"/>
+          <w:sz w:val="16"/>
+          <w:szCs w:val="16"/>
+        </w:rPr>
+        <w:t>equipRegion</w:t>
+      </w:r>
+      <w:proofErr w:type="spellEnd"/>
+      <w:r>
+        <w:rPr>
+          <w:rFonts w:ascii="Times New Roman" w:hAnsi="Times New Roman" w:cs="Times New Roman"/>
+          <w:sz w:val="16"/>
+          <w:szCs w:val="16"/>
+        </w:rPr>
+        <w:t xml:space="preserve">}, </w:t>
       </w:r>
       <w:r>
         <w:rPr>
@@ -1321,7 +1469,25 @@
           <w:sz w:val="16"/>
           <w:szCs w:val="16"/>
         </w:rPr>
-        <w:t>${equipAdditional}</w:t>
+        <w:t>${</w:t>
+      </w:r>
+      <w:proofErr w:type="spellStart"/>
+      <w:r>
+        <w:rPr>
+          <w:rFonts w:ascii="Times New Roman" w:hAnsi="Times New Roman" w:cs="Times New Roman"/>
+          <w:sz w:val="16"/>
+          <w:szCs w:val="16"/>
+        </w:rPr>
+        <w:t>equipAdditional</w:t>
+      </w:r>
+      <w:proofErr w:type="spellEnd"/>
+      <w:r>
+        <w:rPr>
+          <w:rFonts w:ascii="Times New Roman" w:hAnsi="Times New Roman" w:cs="Times New Roman"/>
+          <w:sz w:val="16"/>
+          <w:szCs w:val="16"/>
+        </w:rPr>
+        <w:t>}</w:t>
       </w:r>
       <w:r>
         <w:rPr>
@@ -1545,8 +1711,18 @@
           <w:sz w:val="16"/>
           <w:szCs w:val="16"/>
         </w:rPr>
-        <w:t>ових напоїв, кавомолка призначена для подрібнення виключно кавових зерен</w:t>
-      </w:r>
+        <w:t xml:space="preserve">ових напоїв, кавомолка призначена для подрібнення виключно кавових </w:t>
+      </w:r>
+      <w:proofErr w:type="spellStart"/>
+      <w:r>
+        <w:rPr>
+          <w:rFonts w:ascii="Times New Roman" w:hAnsi="Times New Roman" w:cs="Times New Roman"/>
+          <w:sz w:val="16"/>
+          <w:szCs w:val="16"/>
+        </w:rPr>
+        <w:t>зерен</w:t>
+      </w:r>
+      <w:proofErr w:type="spellEnd"/>
       <w:r>
         <w:rPr>
           <w:rFonts w:ascii="Times New Roman" w:hAnsi="Times New Roman" w:cs="Times New Roman"/>
@@ -1605,8 +1781,18 @@
           <w:sz w:val="16"/>
           <w:szCs w:val="16"/>
         </w:rPr>
-        <w:t xml:space="preserve"> лише за адресою</w:t>
-      </w:r>
+        <w:t xml:space="preserve"> лише за </w:t>
+      </w:r>
+      <w:proofErr w:type="spellStart"/>
+      <w:r>
+        <w:rPr>
+          <w:rFonts w:ascii="Times New Roman" w:hAnsi="Times New Roman" w:cs="Times New Roman"/>
+          <w:sz w:val="16"/>
+          <w:szCs w:val="16"/>
+        </w:rPr>
+        <w:t>адресою</w:t>
+      </w:r>
+      <w:proofErr w:type="spellEnd"/>
       <w:r>
         <w:rPr>
           <w:rFonts w:ascii="Times New Roman" w:hAnsi="Times New Roman" w:cs="Times New Roman"/>
@@ -1980,8 +2166,9 @@
           <w:szCs w:val="16"/>
           <w:lang w:eastAsia="ru-RU"/>
         </w:rPr>
-        <w:t>з дня підписання Сторонами Акт</w:t>
-      </w:r>
+        <w:t xml:space="preserve">з дня підписання Сторонами </w:t>
+      </w:r>
+      <w:proofErr w:type="spellStart"/>
       <w:r>
         <w:rPr>
           <w:rFonts w:ascii="Times New Roman" w:eastAsia="Times New Roman" w:hAnsi="Times New Roman" w:cs="Times New Roman"/>
@@ -1990,8 +2177,19 @@
           <w:szCs w:val="16"/>
           <w:lang w:eastAsia="ru-RU"/>
         </w:rPr>
+        <w:t>Акт</w:t>
+      </w:r>
+      <w:r>
+        <w:rPr>
+          <w:rFonts w:ascii="Times New Roman" w:eastAsia="Times New Roman" w:hAnsi="Times New Roman" w:cs="Times New Roman"/>
+          <w:color w:val="010101"/>
+          <w:sz w:val="16"/>
+          <w:szCs w:val="16"/>
+          <w:lang w:eastAsia="ru-RU"/>
+        </w:rPr>
         <w:t>а</w:t>
       </w:r>
+      <w:proofErr w:type="spellEnd"/>
       <w:r>
         <w:rPr>
           <w:rFonts w:ascii="Times New Roman" w:eastAsia="Times New Roman" w:hAnsi="Times New Roman" w:cs="Times New Roman"/>
@@ -2446,7 +2644,25 @@
           <w:sz w:val="16"/>
           <w:szCs w:val="16"/>
         </w:rPr>
-        <w:t>${adminEquipRentCost}</w:t>
+        <w:t>${</w:t>
+      </w:r>
+      <w:proofErr w:type="spellStart"/>
+      <w:r>
+        <w:rPr>
+          <w:rFonts w:ascii="Times New Roman" w:hAnsi="Times New Roman" w:cs="Times New Roman"/>
+          <w:sz w:val="16"/>
+          <w:szCs w:val="16"/>
+        </w:rPr>
+        <w:t>adminEquipRentCost</w:t>
+      </w:r>
+      <w:proofErr w:type="spellEnd"/>
+      <w:r>
+        <w:rPr>
+          <w:rFonts w:ascii="Times New Roman" w:hAnsi="Times New Roman" w:cs="Times New Roman"/>
+          <w:sz w:val="16"/>
+          <w:szCs w:val="16"/>
+        </w:rPr>
+        <w:t>}</w:t>
       </w:r>
       <w:r>
         <w:rPr>
@@ -2617,7 +2833,27 @@
           <w:sz w:val="16"/>
           <w:szCs w:val="16"/>
         </w:rPr>
-        <w:t xml:space="preserve">${adminPayDay} </w:t>
+        <w:t>${</w:t>
+      </w:r>
+      <w:proofErr w:type="spellStart"/>
+      <w:r>
+        <w:rPr>
+          <w:rFonts w:ascii="Times New Roman" w:hAnsi="Times New Roman" w:cs="Times New Roman"/>
+          <w:bCs/>
+          <w:sz w:val="16"/>
+          <w:szCs w:val="16"/>
+        </w:rPr>
+        <w:t>adminPayDay</w:t>
+      </w:r>
+      <w:proofErr w:type="spellEnd"/>
+      <w:r>
+        <w:rPr>
+          <w:rFonts w:ascii="Times New Roman" w:hAnsi="Times New Roman" w:cs="Times New Roman"/>
+          <w:bCs/>
+          <w:sz w:val="16"/>
+          <w:szCs w:val="16"/>
+        </w:rPr>
+        <w:t xml:space="preserve">} </w:t>
       </w:r>
       <w:r>
         <w:rPr>
@@ -2775,6 +3011,7 @@
         </w:rPr>
         <w:t xml:space="preserve"> </w:t>
       </w:r>
+      <w:proofErr w:type="spellStart"/>
       <w:r>
         <w:rPr>
           <w:rFonts w:ascii="Times New Roman" w:hAnsi="Times New Roman" w:cs="Times New Roman"/>
@@ -2782,7 +3019,197 @@
           <w:szCs w:val="16"/>
           <w:lang w:val="ru-RU"/>
         </w:rPr>
-        <w:t>Оплачені наперед кошти, які сплатив орендар згідно цього пункту, не підлягають поверненню за будь-яких умов.</w:t>
+        <w:t>Оплачені</w:t>
+      </w:r>
+      <w:proofErr w:type="spellEnd"/>
+      <w:r>
+        <w:rPr>
+          <w:rFonts w:ascii="Times New Roman" w:hAnsi="Times New Roman" w:cs="Times New Roman"/>
+          <w:sz w:val="16"/>
+          <w:szCs w:val="16"/>
+          <w:lang w:val="ru-RU"/>
+        </w:rPr>
+        <w:t xml:space="preserve"> наперед </w:t>
+      </w:r>
+      <w:proofErr w:type="spellStart"/>
+      <w:r>
+        <w:rPr>
+          <w:rFonts w:ascii="Times New Roman" w:hAnsi="Times New Roman" w:cs="Times New Roman"/>
+          <w:sz w:val="16"/>
+          <w:szCs w:val="16"/>
+          <w:lang w:val="ru-RU"/>
+        </w:rPr>
+        <w:t>кошти</w:t>
+      </w:r>
+      <w:proofErr w:type="spellEnd"/>
+      <w:r>
+        <w:rPr>
+          <w:rFonts w:ascii="Times New Roman" w:hAnsi="Times New Roman" w:cs="Times New Roman"/>
+          <w:sz w:val="16"/>
+          <w:szCs w:val="16"/>
+          <w:lang w:val="ru-RU"/>
+        </w:rPr>
+        <w:t xml:space="preserve">, </w:t>
+      </w:r>
+      <w:proofErr w:type="spellStart"/>
+      <w:r>
+        <w:rPr>
+          <w:rFonts w:ascii="Times New Roman" w:hAnsi="Times New Roman" w:cs="Times New Roman"/>
+          <w:sz w:val="16"/>
+          <w:szCs w:val="16"/>
+          <w:lang w:val="ru-RU"/>
+        </w:rPr>
+        <w:t>які</w:t>
+      </w:r>
+      <w:proofErr w:type="spellEnd"/>
+      <w:r>
+        <w:rPr>
+          <w:rFonts w:ascii="Times New Roman" w:hAnsi="Times New Roman" w:cs="Times New Roman"/>
+          <w:sz w:val="16"/>
+          <w:szCs w:val="16"/>
+          <w:lang w:val="ru-RU"/>
+        </w:rPr>
+        <w:t xml:space="preserve"> </w:t>
+      </w:r>
+      <w:proofErr w:type="spellStart"/>
+      <w:r>
+        <w:rPr>
+          <w:rFonts w:ascii="Times New Roman" w:hAnsi="Times New Roman" w:cs="Times New Roman"/>
+          <w:sz w:val="16"/>
+          <w:szCs w:val="16"/>
+          <w:lang w:val="ru-RU"/>
+        </w:rPr>
+        <w:t>сплатив</w:t>
+      </w:r>
+      <w:proofErr w:type="spellEnd"/>
+      <w:r>
+        <w:rPr>
+          <w:rFonts w:ascii="Times New Roman" w:hAnsi="Times New Roman" w:cs="Times New Roman"/>
+          <w:sz w:val="16"/>
+          <w:szCs w:val="16"/>
+          <w:lang w:val="ru-RU"/>
+        </w:rPr>
+        <w:t xml:space="preserve"> </w:t>
+      </w:r>
+      <w:proofErr w:type="spellStart"/>
+      <w:r>
+        <w:rPr>
+          <w:rFonts w:ascii="Times New Roman" w:hAnsi="Times New Roman" w:cs="Times New Roman"/>
+          <w:sz w:val="16"/>
+          <w:szCs w:val="16"/>
+          <w:lang w:val="ru-RU"/>
+        </w:rPr>
+        <w:t>орендар</w:t>
+      </w:r>
+      <w:proofErr w:type="spellEnd"/>
+      <w:r>
+        <w:rPr>
+          <w:rFonts w:ascii="Times New Roman" w:hAnsi="Times New Roman" w:cs="Times New Roman"/>
+          <w:sz w:val="16"/>
+          <w:szCs w:val="16"/>
+          <w:lang w:val="ru-RU"/>
+        </w:rPr>
+        <w:t xml:space="preserve"> </w:t>
+      </w:r>
+      <w:proofErr w:type="spellStart"/>
+      <w:r>
+        <w:rPr>
+          <w:rFonts w:ascii="Times New Roman" w:hAnsi="Times New Roman" w:cs="Times New Roman"/>
+          <w:sz w:val="16"/>
+          <w:szCs w:val="16"/>
+          <w:lang w:val="ru-RU"/>
+        </w:rPr>
+        <w:t>згідно</w:t>
+      </w:r>
+      <w:proofErr w:type="spellEnd"/>
+      <w:r>
+        <w:rPr>
+          <w:rFonts w:ascii="Times New Roman" w:hAnsi="Times New Roman" w:cs="Times New Roman"/>
+          <w:sz w:val="16"/>
+          <w:szCs w:val="16"/>
+          <w:lang w:val="ru-RU"/>
+        </w:rPr>
+        <w:t xml:space="preserve"> </w:t>
+      </w:r>
+      <w:proofErr w:type="spellStart"/>
+      <w:r>
+        <w:rPr>
+          <w:rFonts w:ascii="Times New Roman" w:hAnsi="Times New Roman" w:cs="Times New Roman"/>
+          <w:sz w:val="16"/>
+          <w:szCs w:val="16"/>
+          <w:lang w:val="ru-RU"/>
+        </w:rPr>
+        <w:t>цього</w:t>
+      </w:r>
+      <w:proofErr w:type="spellEnd"/>
+      <w:r>
+        <w:rPr>
+          <w:rFonts w:ascii="Times New Roman" w:hAnsi="Times New Roman" w:cs="Times New Roman"/>
+          <w:sz w:val="16"/>
+          <w:szCs w:val="16"/>
+          <w:lang w:val="ru-RU"/>
+        </w:rPr>
+        <w:t xml:space="preserve"> пункту, не </w:t>
+      </w:r>
+      <w:proofErr w:type="spellStart"/>
+      <w:r>
+        <w:rPr>
+          <w:rFonts w:ascii="Times New Roman" w:hAnsi="Times New Roman" w:cs="Times New Roman"/>
+          <w:sz w:val="16"/>
+          <w:szCs w:val="16"/>
+          <w:lang w:val="ru-RU"/>
+        </w:rPr>
+        <w:t>підлягають</w:t>
+      </w:r>
+      <w:proofErr w:type="spellEnd"/>
+      <w:r>
+        <w:rPr>
+          <w:rFonts w:ascii="Times New Roman" w:hAnsi="Times New Roman" w:cs="Times New Roman"/>
+          <w:sz w:val="16"/>
+          <w:szCs w:val="16"/>
+          <w:lang w:val="ru-RU"/>
+        </w:rPr>
+        <w:t xml:space="preserve"> </w:t>
+      </w:r>
+      <w:proofErr w:type="spellStart"/>
+      <w:r>
+        <w:rPr>
+          <w:rFonts w:ascii="Times New Roman" w:hAnsi="Times New Roman" w:cs="Times New Roman"/>
+          <w:sz w:val="16"/>
+          <w:szCs w:val="16"/>
+          <w:lang w:val="ru-RU"/>
+        </w:rPr>
+        <w:t>поверненню</w:t>
+      </w:r>
+      <w:proofErr w:type="spellEnd"/>
+      <w:r>
+        <w:rPr>
+          <w:rFonts w:ascii="Times New Roman" w:hAnsi="Times New Roman" w:cs="Times New Roman"/>
+          <w:sz w:val="16"/>
+          <w:szCs w:val="16"/>
+          <w:lang w:val="ru-RU"/>
+        </w:rPr>
+        <w:t xml:space="preserve"> за будь-</w:t>
+      </w:r>
+      <w:proofErr w:type="spellStart"/>
+      <w:r>
+        <w:rPr>
+          <w:rFonts w:ascii="Times New Roman" w:hAnsi="Times New Roman" w:cs="Times New Roman"/>
+          <w:sz w:val="16"/>
+          <w:szCs w:val="16"/>
+          <w:lang w:val="ru-RU"/>
+        </w:rPr>
+        <w:t>яких</w:t>
+      </w:r>
+      <w:proofErr w:type="spellEnd"/>
+      <w:r>
+        <w:rPr>
+          <w:rFonts w:ascii="Times New Roman" w:hAnsi="Times New Roman" w:cs="Times New Roman"/>
+          <w:sz w:val="16"/>
+          <w:szCs w:val="16"/>
+          <w:lang w:val="ru-RU"/>
+        </w:rPr>
+        <w:t xml:space="preserve"> умов.</w:t>
       </w:r>
     </w:p>
     <w:p>
@@ -2849,7 +3276,25 @@
           <w:sz w:val="16"/>
           <w:szCs w:val="16"/>
         </w:rPr>
-        <w:t>не частіще ніж один раз протягом року або за згодою сторін у разі: </w:t>
+        <w:t xml:space="preserve">не </w:t>
+      </w:r>
+      <w:proofErr w:type="spellStart"/>
+      <w:r>
+        <w:rPr>
+          <w:rFonts w:ascii="Times New Roman" w:hAnsi="Times New Roman" w:cs="Times New Roman"/>
+          <w:sz w:val="16"/>
+          <w:szCs w:val="16"/>
+        </w:rPr>
+        <w:t>частіще</w:t>
+      </w:r>
+      <w:proofErr w:type="spellEnd"/>
+      <w:r>
+        <w:rPr>
+          <w:rFonts w:ascii="Times New Roman" w:hAnsi="Times New Roman" w:cs="Times New Roman"/>
+          <w:sz w:val="16"/>
+          <w:szCs w:val="16"/>
+        </w:rPr>
+        <w:t xml:space="preserve"> ніж один раз протягом року або за згодою сторін у разі: </w:t>
       </w:r>
     </w:p>
     <w:p>
@@ -3572,7 +4017,25 @@
           <w:sz w:val="16"/>
           <w:szCs w:val="16"/>
         </w:rPr>
-        <w:t xml:space="preserve">Орендар вступає у строкове платне користування Об’єктом оренди у термін, вказаний у Договорі, але не раніше дати підписання сторонами Акта приймання – передачі </w:t>
+        <w:t xml:space="preserve">Орендар вступає у строкове платне користування Об’єктом оренди у термін, вказаний у Договорі, але не раніше дати підписання сторонами </w:t>
+      </w:r>
+      <w:proofErr w:type="spellStart"/>
+      <w:r>
+        <w:rPr>
+          <w:rFonts w:ascii="Times New Roman" w:hAnsi="Times New Roman" w:cs="Times New Roman"/>
+          <w:sz w:val="16"/>
+          <w:szCs w:val="16"/>
+        </w:rPr>
+        <w:t>Акта</w:t>
+      </w:r>
+      <w:proofErr w:type="spellEnd"/>
+      <w:r>
+        <w:rPr>
+          <w:rFonts w:ascii="Times New Roman" w:hAnsi="Times New Roman" w:cs="Times New Roman"/>
+          <w:sz w:val="16"/>
+          <w:szCs w:val="16"/>
+        </w:rPr>
+        <w:t xml:space="preserve"> приймання – передачі </w:t>
       </w:r>
       <w:r>
         <w:rPr>
@@ -3767,7 +4230,25 @@
           <w:sz w:val="16"/>
           <w:szCs w:val="16"/>
         </w:rPr>
-        <w:t>в залежності від способа доставки Майна</w:t>
+        <w:t xml:space="preserve">в залежності від </w:t>
+      </w:r>
+      <w:proofErr w:type="spellStart"/>
+      <w:r>
+        <w:rPr>
+          <w:rFonts w:ascii="Times New Roman" w:hAnsi="Times New Roman" w:cs="Times New Roman"/>
+          <w:sz w:val="16"/>
+          <w:szCs w:val="16"/>
+        </w:rPr>
+        <w:t>способа</w:t>
+      </w:r>
+      <w:proofErr w:type="spellEnd"/>
+      <w:r>
+        <w:rPr>
+          <w:rFonts w:ascii="Times New Roman" w:hAnsi="Times New Roman" w:cs="Times New Roman"/>
+          <w:sz w:val="16"/>
+          <w:szCs w:val="16"/>
+        </w:rPr>
+        <w:t xml:space="preserve"> доставки Майна</w:t>
       </w:r>
       <w:r>
         <w:rPr>
@@ -4093,7 +4574,83 @@
           <w:sz w:val="16"/>
           <w:szCs w:val="16"/>
         </w:rPr>
-        <w:t>вартість доставки сплачує Орендар. Р</w:t>
+        <w:t>вартість доставки</w:t>
+      </w:r>
+      <w:r>
+        <w:rPr>
+          <w:rFonts w:ascii="Times New Roman" w:hAnsi="Times New Roman" w:cs="Times New Roman"/>
+          <w:sz w:val="16"/>
+          <w:szCs w:val="16"/>
+        </w:rPr>
+        <w:t xml:space="preserve"> </w:t>
+      </w:r>
+      <w:r>
+        <w:rPr>
+          <w:rFonts w:ascii="Times New Roman" w:hAnsi="Times New Roman" w:cs="Times New Roman"/>
+          <w:sz w:val="16"/>
+          <w:szCs w:val="16"/>
+          <w:lang w:val="ru-RU"/>
+        </w:rPr>
+        <w:t xml:space="preserve">та </w:t>
+      </w:r>
+      <w:proofErr w:type="spellStart"/>
+      <w:r>
+        <w:rPr>
+          <w:rFonts w:ascii="Times New Roman" w:hAnsi="Times New Roman" w:cs="Times New Roman"/>
+          <w:sz w:val="16"/>
+          <w:szCs w:val="16"/>
+          <w:lang w:val="ru-RU"/>
+        </w:rPr>
+        <w:t>повернення</w:t>
+      </w:r>
+      <w:proofErr w:type="spellEnd"/>
+      <w:r>
+        <w:rPr>
+          <w:rFonts w:ascii="Times New Roman" w:hAnsi="Times New Roman" w:cs="Times New Roman"/>
+          <w:sz w:val="16"/>
+          <w:szCs w:val="16"/>
+          <w:lang w:val="ru-RU"/>
+        </w:rPr>
+        <w:t xml:space="preserve"> </w:t>
+      </w:r>
+      <w:proofErr w:type="spellStart"/>
+      <w:r>
+        <w:rPr>
+          <w:rFonts w:ascii="Times New Roman" w:hAnsi="Times New Roman" w:cs="Times New Roman"/>
+          <w:sz w:val="16"/>
+          <w:szCs w:val="16"/>
+          <w:lang w:val="ru-RU"/>
+        </w:rPr>
+        <w:t>об'єкту</w:t>
+      </w:r>
+      <w:proofErr w:type="spellEnd"/>
+      <w:r>
+        <w:rPr>
+          <w:rFonts w:ascii="Times New Roman" w:hAnsi="Times New Roman" w:cs="Times New Roman"/>
+          <w:sz w:val="16"/>
+          <w:szCs w:val="16"/>
+          <w:lang w:val="ru-RU"/>
+        </w:rPr>
+        <w:t xml:space="preserve"> </w:t>
+      </w:r>
+      <w:proofErr w:type="spellStart"/>
+      <w:r>
+        <w:rPr>
+          <w:rFonts w:ascii="Times New Roman" w:hAnsi="Times New Roman" w:cs="Times New Roman"/>
+          <w:sz w:val="16"/>
+          <w:szCs w:val="16"/>
+          <w:lang w:val="ru-RU"/>
+        </w:rPr>
+        <w:t>оренди</w:t>
+      </w:r>
+      <w:proofErr w:type="spellEnd"/>
+      <w:r>
+        <w:rPr>
+          <w:rFonts w:ascii="Times New Roman" w:hAnsi="Times New Roman" w:cs="Times New Roman"/>
+          <w:sz w:val="16"/>
+          <w:szCs w:val="16"/>
+        </w:rPr>
+        <w:t xml:space="preserve"> сплачує Орендар. Р</w:t>
       </w:r>
       <w:r>
         <w:rPr>
@@ -9300,7 +9857,27 @@
           <w:sz w:val="16"/>
           <w:szCs w:val="16"/>
         </w:rPr>
-        <w:t xml:space="preserve">10.6.Усі спори, що пов’язані з цим Договором вирішуються шляхом переговорів між Сторонами. Якщо спір не може бути вирішений шляхом переговорів, він вирішується в судовому порядку за встановленною підвідомчістю та підсудністю такого спору, </w:t>
+        <w:t xml:space="preserve">10.6.Усі спори, що пов’язані з цим Договором вирішуються шляхом переговорів між Сторонами. Якщо спір не може бути вирішений шляхом переговорів, він вирішується в судовому порядку за </w:t>
+      </w:r>
+      <w:proofErr w:type="spellStart"/>
+      <w:r>
+        <w:rPr>
+          <w:rFonts w:ascii="Times New Roman" w:hAnsi="Times New Roman" w:cs="Times New Roman"/>
+          <w:kern w:val="2"/>
+          <w:sz w:val="16"/>
+          <w:szCs w:val="16"/>
+        </w:rPr>
+        <w:t>встановленною</w:t>
+      </w:r>
+      <w:proofErr w:type="spellEnd"/>
+      <w:r>
+        <w:rPr>
+          <w:rFonts w:ascii="Times New Roman" w:hAnsi="Times New Roman" w:cs="Times New Roman"/>
+          <w:kern w:val="2"/>
+          <w:sz w:val="16"/>
+          <w:szCs w:val="16"/>
+        </w:rPr>
+        <w:t xml:space="preserve"> підвідомчістю та підсудністю такого спору, </w:t>
       </w:r>
     </w:p>
     <w:p>
@@ -9375,7 +9952,25 @@
           <w:sz w:val="16"/>
           <w:szCs w:val="16"/>
         </w:rPr>
-        <w:t xml:space="preserve">10.8. У випадках, не передбачених даним Договором, сторони керуються нормами чинного законодавства. 10.9.Даний Договор укладено у двох оригінальних примірниках, по одному для </w:t>
+        <w:t xml:space="preserve">10.8. У випадках, не передбачених даним Договором, сторони керуються нормами чинного законодавства. 10.9.Даний </w:t>
+      </w:r>
+      <w:proofErr w:type="spellStart"/>
+      <w:r>
+        <w:rPr>
+          <w:rFonts w:ascii="Times New Roman" w:hAnsi="Times New Roman" w:cs="Times New Roman"/>
+          <w:sz w:val="16"/>
+          <w:szCs w:val="16"/>
+        </w:rPr>
+        <w:t>Договор</w:t>
+      </w:r>
+      <w:proofErr w:type="spellEnd"/>
+      <w:r>
+        <w:rPr>
+          <w:rFonts w:ascii="Times New Roman" w:hAnsi="Times New Roman" w:cs="Times New Roman"/>
+          <w:sz w:val="16"/>
+          <w:szCs w:val="16"/>
+        </w:rPr>
+        <w:t xml:space="preserve"> укладено у двох оригінальних примірниках, по одному для </w:t>
       </w:r>
     </w:p>
     <w:p>
@@ -9448,7 +10043,25 @@
           <w:sz w:val="16"/>
           <w:szCs w:val="16"/>
         </w:rPr>
-        <w:t>Сторони погоджуються, що підписання цього Договору, а також обмін документів, повідомлень в межах виконання цього Договору може також здійснюватися в електронному вигляді за допомогою сервісів електронного документообігу в мережі Інтернет або за допомогою Центрального засвідчувального органу за посилання в мережі Інтернет https://www.czo.gov.ua та з використанням кваліфікованого/удосконаленого електронних підписів в порядку і на умовах, передбачених Законом України «Про електронні довірчі послуги».</w:t>
+        <w:t xml:space="preserve">Сторони погоджуються, що підписання цього Договору, а також обмін документів, повідомлень в межах виконання цього Договору може також здійснюватися в електронному вигляді за допомогою сервісів електронного документообігу в мережі Інтернет або за допомогою Центрального </w:t>
+      </w:r>
+      <w:proofErr w:type="spellStart"/>
+      <w:r>
+        <w:rPr>
+          <w:rFonts w:ascii="Times New Roman" w:hAnsi="Times New Roman" w:cs="Times New Roman"/>
+          <w:sz w:val="16"/>
+          <w:szCs w:val="16"/>
+        </w:rPr>
+        <w:t>засвідчувального</w:t>
+      </w:r>
+      <w:proofErr w:type="spellEnd"/>
+      <w:r>
+        <w:rPr>
+          <w:rFonts w:ascii="Times New Roman" w:hAnsi="Times New Roman" w:cs="Times New Roman"/>
+          <w:sz w:val="16"/>
+          <w:szCs w:val="16"/>
+        </w:rPr>
+        <w:t xml:space="preserve"> органу за посилання в мережі Інтернет https://www.czo.gov.ua та з використанням кваліфікованого/удосконаленого електронних підписів в порядку і на умовах, передбачених Законом України «Про електронні довірчі послуги».</w:t>
       </w:r>
     </w:p>
     <w:p>
@@ -9665,7 +10278,25 @@
                 <w:sz w:val="16"/>
                 <w:szCs w:val="16"/>
               </w:rPr>
-              <w:t>м. Сновськ , вул. Каденюка 56</w:t>
+              <w:t xml:space="preserve">м. </w:t>
+            </w:r>
+            <w:proofErr w:type="spellStart"/>
+            <w:r>
+              <w:rPr>
+                <w:rFonts w:ascii="Times New Roman" w:eastAsia="Times New Roman" w:hAnsi="Times New Roman" w:cs="Times New Roman"/>
+                <w:sz w:val="16"/>
+                <w:szCs w:val="16"/>
+              </w:rPr>
+              <w:t>Сновськ</w:t>
+            </w:r>
+            <w:proofErr w:type="spellEnd"/>
+            <w:r>
+              <w:rPr>
+                <w:rFonts w:ascii="Times New Roman" w:eastAsia="Times New Roman" w:hAnsi="Times New Roman" w:cs="Times New Roman"/>
+                <w:sz w:val="16"/>
+                <w:szCs w:val="16"/>
+              </w:rPr>
+              <w:t xml:space="preserve"> , вул. Каденюка 56</w:t>
             </w:r>
           </w:p>
           <w:p>
@@ -10089,6 +10720,7 @@
               </w:rPr>
               <w:t>Адреса: ${</w:t>
             </w:r>
+            <w:proofErr w:type="spellStart"/>
             <w:r>
               <w:rPr>
                 <w:rFonts w:ascii="Times New Roman" w:eastAsia="Times New Roman" w:hAnsi="Times New Roman" w:cs="Times New Roman"/>
@@ -10099,6 +10731,7 @@
               </w:rPr>
               <w:t>clientRegion</w:t>
             </w:r>
+            <w:proofErr w:type="spellEnd"/>
             <w:r>
               <w:rPr>
                 <w:rFonts w:ascii="Times New Roman" w:eastAsia="Times New Roman" w:hAnsi="Times New Roman" w:cs="Times New Roman"/>
@@ -10151,6 +10784,7 @@
               </w:rPr>
               <w:t xml:space="preserve"> ${</w:t>
             </w:r>
+            <w:proofErr w:type="spellStart"/>
             <w:r>
               <w:rPr>
                 <w:rFonts w:ascii="Times New Roman" w:eastAsia="Times New Roman" w:hAnsi="Times New Roman" w:cs="Times New Roman"/>
@@ -10161,6 +10795,7 @@
               </w:rPr>
               <w:t>clientINN</w:t>
             </w:r>
+            <w:proofErr w:type="spellEnd"/>
             <w:r>
               <w:rPr>
                 <w:rFonts w:ascii="Times New Roman" w:eastAsia="Times New Roman" w:hAnsi="Times New Roman" w:cs="Times New Roman"/>
@@ -10199,6 +10834,7 @@
               </w:rPr>
               <w:t>${</w:t>
             </w:r>
+            <w:proofErr w:type="spellStart"/>
             <w:r>
               <w:rPr>
                 <w:rFonts w:ascii="Times New Roman" w:eastAsia="Times New Roman" w:hAnsi="Times New Roman" w:cs="Times New Roman"/>
@@ -10208,6 +10844,7 @@
               </w:rPr>
               <w:t>passportNumber</w:t>
             </w:r>
+            <w:proofErr w:type="spellEnd"/>
             <w:r>
               <w:rPr>
                 <w:rFonts w:ascii="Times New Roman" w:eastAsia="Times New Roman" w:hAnsi="Times New Roman" w:cs="Times New Roman"/>
@@ -10216,6 +10853,7 @@
               </w:rPr>
               <w:t>}, виданий ${</w:t>
             </w:r>
+            <w:proofErr w:type="spellStart"/>
             <w:r>
               <w:rPr>
                 <w:rFonts w:ascii="Times New Roman" w:eastAsia="Times New Roman" w:hAnsi="Times New Roman" w:cs="Times New Roman"/>
@@ -10225,6 +10863,7 @@
               </w:rPr>
               <w:t>passportIssue</w:t>
             </w:r>
+            <w:proofErr w:type="spellEnd"/>
             <w:r>
               <w:rPr>
                 <w:rFonts w:ascii="Times New Roman" w:eastAsia="Times New Roman" w:hAnsi="Times New Roman" w:cs="Times New Roman"/>
@@ -10242,13 +10881,23 @@
               </w:rPr>
               <w:t>passport</w:t>
             </w:r>
+            <w:proofErr w:type="spellStart"/>
             <w:r>
               <w:rPr>
                 <w:rFonts w:ascii="Times New Roman" w:eastAsia="Times New Roman" w:hAnsi="Times New Roman" w:cs="Times New Roman"/>
                 <w:sz w:val="16"/>
                 <w:szCs w:val="16"/>
               </w:rPr>
-              <w:t>Date}</w:t>
+              <w:t>Date</w:t>
+            </w:r>
+            <w:proofErr w:type="spellEnd"/>
+            <w:r>
+              <w:rPr>
+                <w:rFonts w:ascii="Times New Roman" w:eastAsia="Times New Roman" w:hAnsi="Times New Roman" w:cs="Times New Roman"/>
+                <w:sz w:val="16"/>
+                <w:szCs w:val="16"/>
+              </w:rPr>
+              <w:t>}</w:t>
             </w:r>
           </w:p>
           <w:p>
@@ -10357,6 +11006,7 @@
               </w:rPr>
               <w:t xml:space="preserve"> ${</w:t>
             </w:r>
+            <w:proofErr w:type="spellStart"/>
             <w:r>
               <w:rPr>
                 <w:rFonts w:ascii="Times New Roman" w:eastAsia="Times New Roman" w:hAnsi="Times New Roman" w:cs="Times New Roman"/>
@@ -10369,6 +11019,7 @@
               </w:rPr>
               <w:t>shortName</w:t>
             </w:r>
+            <w:proofErr w:type="spellEnd"/>
             <w:r>
               <w:rPr>
                 <w:rFonts w:ascii="Times New Roman" w:eastAsia="Times New Roman" w:hAnsi="Times New Roman" w:cs="Times New Roman"/>
@@ -10676,7 +11327,25 @@
           <w:sz w:val="16"/>
           <w:szCs w:val="16"/>
         </w:rPr>
-        <w:t>${agreementNumber}</w:t>
+        <w:t>${</w:t>
+      </w:r>
+      <w:proofErr w:type="spellStart"/>
+      <w:r>
+        <w:rPr>
+          <w:rFonts w:ascii="Times New Roman" w:hAnsi="Times New Roman" w:cs="Times New Roman"/>
+          <w:sz w:val="16"/>
+          <w:szCs w:val="16"/>
+        </w:rPr>
+        <w:t>agreementNumber</w:t>
+      </w:r>
+      <w:proofErr w:type="spellEnd"/>
+      <w:r>
+        <w:rPr>
+          <w:rFonts w:ascii="Times New Roman" w:hAnsi="Times New Roman" w:cs="Times New Roman"/>
+          <w:sz w:val="16"/>
+          <w:szCs w:val="16"/>
+        </w:rPr>
+        <w:t>}</w:t>
       </w:r>
       <w:r>
         <w:rPr>
@@ -10692,7 +11361,25 @@
           <w:sz w:val="16"/>
           <w:szCs w:val="16"/>
         </w:rPr>
-        <w:t>${adminDate}р.</w:t>
+        <w:t>${</w:t>
+      </w:r>
+      <w:proofErr w:type="spellStart"/>
+      <w:r>
+        <w:rPr>
+          <w:rFonts w:ascii="Times New Roman" w:hAnsi="Times New Roman" w:cs="Times New Roman"/>
+          <w:sz w:val="16"/>
+          <w:szCs w:val="16"/>
+        </w:rPr>
+        <w:t>adminDate</w:t>
+      </w:r>
+      <w:proofErr w:type="spellEnd"/>
+      <w:r>
+        <w:rPr>
+          <w:rFonts w:ascii="Times New Roman" w:hAnsi="Times New Roman" w:cs="Times New Roman"/>
+          <w:sz w:val="16"/>
+          <w:szCs w:val="16"/>
+        </w:rPr>
+        <w:t>}р.</w:t>
       </w:r>
     </w:p>
     <w:p>
@@ -10782,7 +11469,27 @@
           <w:sz w:val="16"/>
           <w:szCs w:val="16"/>
         </w:rPr>
-        <w:t>${adminDate}р.</w:t>
+        <w:t>${</w:t>
+      </w:r>
+      <w:proofErr w:type="spellStart"/>
+      <w:r>
+        <w:rPr>
+          <w:rFonts w:ascii="Times New Roman" w:hAnsi="Times New Roman" w:cs="Times New Roman"/>
+          <w:b/>
+          <w:sz w:val="16"/>
+          <w:szCs w:val="16"/>
+        </w:rPr>
+        <w:t>adminDate</w:t>
+      </w:r>
+      <w:proofErr w:type="spellEnd"/>
+      <w:r>
+        <w:rPr>
+          <w:rFonts w:ascii="Times New Roman" w:hAnsi="Times New Roman" w:cs="Times New Roman"/>
+          <w:b/>
+          <w:sz w:val="16"/>
+          <w:szCs w:val="16"/>
+        </w:rPr>
+        <w:t>}р.</w:t>
       </w:r>
     </w:p>
     <w:p>
@@ -10850,7 +11557,27 @@
           <w:sz w:val="16"/>
           <w:szCs w:val="16"/>
         </w:rPr>
-        <w:t>${agreementNumber}</w:t>
+        <w:t>${</w:t>
+      </w:r>
+      <w:proofErr w:type="spellStart"/>
+      <w:r>
+        <w:rPr>
+          <w:rFonts w:ascii="Times New Roman" w:hAnsi="Times New Roman" w:cs="Times New Roman"/>
+          <w:b/>
+          <w:sz w:val="16"/>
+          <w:szCs w:val="16"/>
+        </w:rPr>
+        <w:t>agreementNumber</w:t>
+      </w:r>
+      <w:proofErr w:type="spellEnd"/>
+      <w:r>
+        <w:rPr>
+          <w:rFonts w:ascii="Times New Roman" w:hAnsi="Times New Roman" w:cs="Times New Roman"/>
+          <w:b/>
+          <w:sz w:val="16"/>
+          <w:szCs w:val="16"/>
+        </w:rPr>
+        <w:t>}</w:t>
       </w:r>
       <w:r>
         <w:rPr>
@@ -10870,7 +11597,29 @@
           <w:sz w:val="16"/>
           <w:szCs w:val="16"/>
         </w:rPr>
-        <w:t>${adminDate}р</w:t>
+        <w:t>${</w:t>
+      </w:r>
+      <w:proofErr w:type="spellStart"/>
+      <w:r>
+        <w:rPr>
+          <w:rFonts w:ascii="Times New Roman" w:hAnsi="Times New Roman" w:cs="Times New Roman"/>
+          <w:b/>
+          <w:iCs/>
+          <w:sz w:val="16"/>
+          <w:szCs w:val="16"/>
+        </w:rPr>
+        <w:t>adminDate</w:t>
+      </w:r>
+      <w:proofErr w:type="spellEnd"/>
+      <w:r>
+        <w:rPr>
+          <w:rFonts w:ascii="Times New Roman" w:hAnsi="Times New Roman" w:cs="Times New Roman"/>
+          <w:b/>
+          <w:iCs/>
+          <w:sz w:val="16"/>
+          <w:szCs w:val="16"/>
+        </w:rPr>
+        <w:t>}р</w:t>
       </w:r>
       <w:r>
         <w:rPr>
@@ -11001,15 +11750,37 @@
           <w:sz w:val="16"/>
           <w:szCs w:val="16"/>
         </w:rPr>
-        <w:t xml:space="preserve">Фізична особа ${name}, </w:t>
-      </w:r>
-      <w:r>
-        <w:rPr>
-          <w:rFonts w:ascii="Times New Roman" w:eastAsia="Times New Roman" w:hAnsi="Times New Roman" w:cs="Times New Roman"/>
+        <w:t>Фізична особа ${</w:t>
+      </w:r>
+      <w:proofErr w:type="spellStart"/>
+      <w:r>
+        <w:rPr>
+          <w:rFonts w:ascii="Times New Roman" w:eastAsia="Times New Roman" w:hAnsi="Times New Roman" w:cs="Times New Roman"/>
+          <w:b/>
           <w:bCs/>
           <w:sz w:val="16"/>
           <w:szCs w:val="16"/>
         </w:rPr>
+        <w:t>name</w:t>
+      </w:r>
+      <w:proofErr w:type="spellEnd"/>
+      <w:r>
+        <w:rPr>
+          <w:rFonts w:ascii="Times New Roman" w:eastAsia="Times New Roman" w:hAnsi="Times New Roman" w:cs="Times New Roman"/>
+          <w:b/>
+          <w:bCs/>
+          <w:sz w:val="16"/>
+          <w:szCs w:val="16"/>
+        </w:rPr>
+        <w:t xml:space="preserve">}, </w:t>
+      </w:r>
+      <w:r>
+        <w:rPr>
+          <w:rFonts w:ascii="Times New Roman" w:eastAsia="Times New Roman" w:hAnsi="Times New Roman" w:cs="Times New Roman"/>
+          <w:bCs/>
+          <w:sz w:val="16"/>
+          <w:szCs w:val="16"/>
+        </w:rPr>
         <w:t>іменований надалі</w:t>
       </w:r>
       <w:r>
@@ -11028,8 +11799,45 @@
           <w:sz w:val="16"/>
           <w:szCs w:val="16"/>
         </w:rPr>
-        <w:t>в особі ${name}, РНОКПП ${clientINN}, який діє на підставі паспорту ${</w:t>
-      </w:r>
+        <w:t>в особі ${</w:t>
+      </w:r>
+      <w:proofErr w:type="spellStart"/>
+      <w:r>
+        <w:rPr>
+          <w:rFonts w:ascii="Times New Roman" w:eastAsia="Times New Roman" w:hAnsi="Times New Roman" w:cs="Times New Roman"/>
+          <w:sz w:val="16"/>
+          <w:szCs w:val="16"/>
+        </w:rPr>
+        <w:t>name</w:t>
+      </w:r>
+      <w:proofErr w:type="spellEnd"/>
+      <w:r>
+        <w:rPr>
+          <w:rFonts w:ascii="Times New Roman" w:eastAsia="Times New Roman" w:hAnsi="Times New Roman" w:cs="Times New Roman"/>
+          <w:sz w:val="16"/>
+          <w:szCs w:val="16"/>
+        </w:rPr>
+        <w:t>}, РНОКПП ${</w:t>
+      </w:r>
+      <w:proofErr w:type="spellStart"/>
+      <w:r>
+        <w:rPr>
+          <w:rFonts w:ascii="Times New Roman" w:eastAsia="Times New Roman" w:hAnsi="Times New Roman" w:cs="Times New Roman"/>
+          <w:sz w:val="16"/>
+          <w:szCs w:val="16"/>
+        </w:rPr>
+        <w:t>clientINN</w:t>
+      </w:r>
+      <w:proofErr w:type="spellEnd"/>
+      <w:r>
+        <w:rPr>
+          <w:rFonts w:ascii="Times New Roman" w:eastAsia="Times New Roman" w:hAnsi="Times New Roman" w:cs="Times New Roman"/>
+          <w:sz w:val="16"/>
+          <w:szCs w:val="16"/>
+        </w:rPr>
+        <w:t>}, який діє на підставі паспорту ${</w:t>
+      </w:r>
+      <w:proofErr w:type="spellStart"/>
       <w:r>
         <w:rPr>
           <w:rFonts w:ascii="Times New Roman" w:eastAsia="Times New Roman" w:hAnsi="Times New Roman" w:cs="Times New Roman"/>
@@ -11039,6 +11847,7 @@
         </w:rPr>
         <w:t>passportNumber</w:t>
       </w:r>
+      <w:proofErr w:type="spellEnd"/>
       <w:r>
         <w:rPr>
           <w:rFonts w:ascii="Times New Roman" w:eastAsia="Times New Roman" w:hAnsi="Times New Roman" w:cs="Times New Roman"/>
@@ -11047,6 +11856,7 @@
         </w:rPr>
         <w:t>}, виданий ${</w:t>
       </w:r>
+      <w:proofErr w:type="spellStart"/>
       <w:r>
         <w:rPr>
           <w:rFonts w:ascii="Times New Roman" w:eastAsia="Times New Roman" w:hAnsi="Times New Roman" w:cs="Times New Roman"/>
@@ -11056,6 +11866,7 @@
         </w:rPr>
         <w:t>passportIssue</w:t>
       </w:r>
+      <w:proofErr w:type="spellEnd"/>
       <w:r>
         <w:rPr>
           <w:rFonts w:ascii="Times New Roman" w:eastAsia="Times New Roman" w:hAnsi="Times New Roman" w:cs="Times New Roman"/>
@@ -11073,13 +11884,23 @@
         </w:rPr>
         <w:t>passport</w:t>
       </w:r>
-      <w:r>
-        <w:rPr>
-          <w:rFonts w:ascii="Times New Roman" w:eastAsia="Times New Roman" w:hAnsi="Times New Roman" w:cs="Times New Roman"/>
-          <w:sz w:val="16"/>
-          <w:szCs w:val="16"/>
-        </w:rPr>
-        <w:t>Date} р., з іншої сторони</w:t>
+      <w:proofErr w:type="spellStart"/>
+      <w:r>
+        <w:rPr>
+          <w:rFonts w:ascii="Times New Roman" w:eastAsia="Times New Roman" w:hAnsi="Times New Roman" w:cs="Times New Roman"/>
+          <w:sz w:val="16"/>
+          <w:szCs w:val="16"/>
+        </w:rPr>
+        <w:t>Date</w:t>
+      </w:r>
+      <w:proofErr w:type="spellEnd"/>
+      <w:r>
+        <w:rPr>
+          <w:rFonts w:ascii="Times New Roman" w:eastAsia="Times New Roman" w:hAnsi="Times New Roman" w:cs="Times New Roman"/>
+          <w:sz w:val="16"/>
+          <w:szCs w:val="16"/>
+        </w:rPr>
+        <w:t>} р., з іншої сторони</w:t>
       </w:r>
       <w:r>
         <w:rPr>
@@ -11216,6 +12037,7 @@
         </w:rPr>
         <w:t>${</w:t>
       </w:r>
+      <w:proofErr w:type="spellStart"/>
       <w:r>
         <w:rPr>
           <w:rFonts w:ascii="Times New Roman" w:hAnsi="Times New Roman" w:cs="Times New Roman"/>
@@ -11224,6 +12046,7 @@
         </w:rPr>
         <w:t>adminCoffeeMachineModel</w:t>
       </w:r>
+      <w:proofErr w:type="spellEnd"/>
       <w:r>
         <w:rPr>
           <w:rFonts w:ascii="Times New Roman" w:hAnsi="Times New Roman" w:cs="Times New Roman"/>
@@ -11248,6 +12071,7 @@
         </w:rPr>
         <w:t>${</w:t>
       </w:r>
+      <w:proofErr w:type="spellStart"/>
       <w:r>
         <w:rPr>
           <w:rFonts w:ascii="Times New Roman" w:hAnsi="Times New Roman" w:cs="Times New Roman"/>
@@ -11256,6 +12080,7 @@
         </w:rPr>
         <w:t>adminCoffeeGrinderModel</w:t>
       </w:r>
+      <w:proofErr w:type="spellEnd"/>
       <w:r>
         <w:rPr>
           <w:rFonts w:ascii="Times New Roman" w:hAnsi="Times New Roman" w:cs="Times New Roman"/>
@@ -11320,6 +12145,7 @@
         </w:rPr>
         <w:t>${</w:t>
       </w:r>
+      <w:proofErr w:type="spellStart"/>
       <w:r>
         <w:rPr>
           <w:rFonts w:ascii="Times New Roman" w:hAnsi="Times New Roman" w:cs="Times New Roman"/>
@@ -11328,6 +12154,7 @@
         </w:rPr>
         <w:t>adminCoffeeMachineModel</w:t>
       </w:r>
+      <w:proofErr w:type="spellEnd"/>
       <w:r>
         <w:rPr>
           <w:rFonts w:ascii="Times New Roman" w:hAnsi="Times New Roman" w:cs="Times New Roman"/>
@@ -11336,6 +12163,7 @@
         </w:rPr>
         <w:t>} - ${</w:t>
       </w:r>
+      <w:proofErr w:type="spellStart"/>
       <w:r>
         <w:rPr>
           <w:rFonts w:ascii="Times New Roman" w:hAnsi="Times New Roman" w:cs="Times New Roman"/>
@@ -11345,6 +12173,7 @@
         </w:rPr>
         <w:t>adminCoffeeMachineCost</w:t>
       </w:r>
+      <w:proofErr w:type="spellEnd"/>
       <w:r>
         <w:rPr>
           <w:rFonts w:ascii="Times New Roman" w:hAnsi="Times New Roman" w:cs="Times New Roman"/>
@@ -11380,6 +12209,7 @@
         </w:rPr>
         <w:t>${</w:t>
       </w:r>
+      <w:proofErr w:type="spellStart"/>
       <w:r>
         <w:rPr>
           <w:rFonts w:ascii="Times New Roman" w:hAnsi="Times New Roman" w:cs="Times New Roman"/>
@@ -11388,6 +12218,7 @@
         </w:rPr>
         <w:t>adminCoffeeGrinderModel</w:t>
       </w:r>
+      <w:proofErr w:type="spellEnd"/>
       <w:r>
         <w:rPr>
           <w:rFonts w:ascii="Times New Roman" w:hAnsi="Times New Roman" w:cs="Times New Roman"/>
@@ -11396,6 +12227,7 @@
         </w:rPr>
         <w:t>} - ${</w:t>
       </w:r>
+      <w:proofErr w:type="spellStart"/>
       <w:r>
         <w:rPr>
           <w:rFonts w:ascii="Times New Roman" w:hAnsi="Times New Roman" w:cs="Times New Roman"/>
@@ -11405,6 +12237,7 @@
         </w:rPr>
         <w:t>adminCoffeeGrinderCost</w:t>
       </w:r>
+      <w:proofErr w:type="spellEnd"/>
       <w:r>
         <w:rPr>
           <w:rFonts w:ascii="Times New Roman" w:hAnsi="Times New Roman" w:cs="Times New Roman"/>
@@ -11441,7 +12274,43 @@
           <w:sz w:val="16"/>
           <w:szCs w:val="16"/>
         </w:rPr>
-        <w:t>Об’єкт оренди буде знаходитися за адресою: ${equipRegion}</w:t>
+        <w:t xml:space="preserve">Об’єкт оренди буде знаходитися за </w:t>
+      </w:r>
+      <w:proofErr w:type="spellStart"/>
+      <w:r>
+        <w:rPr>
+          <w:rFonts w:ascii="Times New Roman" w:hAnsi="Times New Roman" w:cs="Times New Roman"/>
+          <w:sz w:val="16"/>
+          <w:szCs w:val="16"/>
+        </w:rPr>
+        <w:t>адресою</w:t>
+      </w:r>
+      <w:proofErr w:type="spellEnd"/>
+      <w:r>
+        <w:rPr>
+          <w:rFonts w:ascii="Times New Roman" w:hAnsi="Times New Roman" w:cs="Times New Roman"/>
+          <w:sz w:val="16"/>
+          <w:szCs w:val="16"/>
+        </w:rPr>
+        <w:t>: ${</w:t>
+      </w:r>
+      <w:proofErr w:type="spellStart"/>
+      <w:r>
+        <w:rPr>
+          <w:rFonts w:ascii="Times New Roman" w:hAnsi="Times New Roman" w:cs="Times New Roman"/>
+          <w:sz w:val="16"/>
+          <w:szCs w:val="16"/>
+        </w:rPr>
+        <w:t>equipRegion</w:t>
+      </w:r>
+      <w:proofErr w:type="spellEnd"/>
+      <w:r>
+        <w:rPr>
+          <w:rFonts w:ascii="Times New Roman" w:hAnsi="Times New Roman" w:cs="Times New Roman"/>
+          <w:sz w:val="16"/>
+          <w:szCs w:val="16"/>
+        </w:rPr>
+        <w:t>}</w:t>
       </w:r>
       <w:r>
         <w:rPr>
@@ -11457,7 +12326,25 @@
           <w:sz w:val="16"/>
           <w:szCs w:val="16"/>
         </w:rPr>
-        <w:t>(${equipAdditional})</w:t>
+        <w:t>(${</w:t>
+      </w:r>
+      <w:proofErr w:type="spellStart"/>
+      <w:r>
+        <w:rPr>
+          <w:rFonts w:ascii="Times New Roman" w:hAnsi="Times New Roman" w:cs="Times New Roman"/>
+          <w:sz w:val="16"/>
+          <w:szCs w:val="16"/>
+        </w:rPr>
+        <w:t>equipAdditional</w:t>
+      </w:r>
+      <w:proofErr w:type="spellEnd"/>
+      <w:r>
+        <w:rPr>
+          <w:rFonts w:ascii="Times New Roman" w:hAnsi="Times New Roman" w:cs="Times New Roman"/>
+          <w:sz w:val="16"/>
+          <w:szCs w:val="16"/>
+        </w:rPr>
+        <w:t>})</w:t>
       </w:r>
     </w:p>
     <w:p>
@@ -11514,6 +12401,7 @@
         </w:rPr>
         <w:t>${</w:t>
       </w:r>
+      <w:proofErr w:type="spellStart"/>
       <w:r>
         <w:rPr>
           <w:rFonts w:ascii="Times New Roman" w:hAnsi="Times New Roman" w:cs="Times New Roman"/>
@@ -11522,6 +12410,7 @@
         </w:rPr>
         <w:t>adminCoffeeMachineModel</w:t>
       </w:r>
+      <w:proofErr w:type="spellEnd"/>
       <w:r>
         <w:rPr>
           <w:rFonts w:ascii="Times New Roman" w:hAnsi="Times New Roman" w:cs="Times New Roman"/>
@@ -11547,6 +12436,7 @@
         </w:rPr>
         <w:t xml:space="preserve"> ${</w:t>
       </w:r>
+      <w:proofErr w:type="spellStart"/>
       <w:r>
         <w:rPr>
           <w:rFonts w:ascii="Times New Roman" w:hAnsi="Times New Roman" w:cs="Times New Roman"/>
@@ -11556,6 +12446,7 @@
         </w:rPr>
         <w:t>adminCoffeeMachineCondition</w:t>
       </w:r>
+      <w:proofErr w:type="spellEnd"/>
       <w:r>
         <w:rPr>
           <w:rFonts w:ascii="Times New Roman" w:hAnsi="Times New Roman" w:cs="Times New Roman"/>
@@ -11584,6 +12475,7 @@
         </w:rPr>
         <w:t>${</w:t>
       </w:r>
+      <w:proofErr w:type="spellStart"/>
       <w:r>
         <w:rPr>
           <w:rFonts w:ascii="Times New Roman" w:hAnsi="Times New Roman" w:cs="Times New Roman"/>
@@ -11592,6 +12484,7 @@
         </w:rPr>
         <w:t>adminCoffeeGrinderModel</w:t>
       </w:r>
+      <w:proofErr w:type="spellEnd"/>
       <w:r>
         <w:rPr>
           <w:rFonts w:ascii="Times New Roman" w:hAnsi="Times New Roman" w:cs="Times New Roman"/>
@@ -11600,6 +12493,7 @@
         </w:rPr>
         <w:t>} - ${</w:t>
       </w:r>
+      <w:proofErr w:type="spellStart"/>
       <w:r>
         <w:rPr>
           <w:rFonts w:ascii="Times New Roman" w:hAnsi="Times New Roman" w:cs="Times New Roman"/>
@@ -11609,6 +12503,7 @@
         </w:rPr>
         <w:t>adminCoffeeGrinderCondition</w:t>
       </w:r>
+      <w:proofErr w:type="spellEnd"/>
       <w:r>
         <w:rPr>
           <w:rFonts w:ascii="Times New Roman" w:hAnsi="Times New Roman" w:cs="Times New Roman"/>
@@ -11679,6 +12574,7 @@
         </w:rPr>
         <w:t>${</w:t>
       </w:r>
+      <w:proofErr w:type="spellStart"/>
       <w:r>
         <w:rPr>
           <w:rFonts w:ascii="Times New Roman" w:eastAsia="Times New Roman" w:hAnsi="Times New Roman" w:cs="Times New Roman"/>
@@ -11690,6 +12586,7 @@
         </w:rPr>
         <w:t>agreementNumber</w:t>
       </w:r>
+      <w:proofErr w:type="spellEnd"/>
       <w:r>
         <w:rPr>
           <w:rFonts w:ascii="Times New Roman" w:eastAsia="Times New Roman" w:hAnsi="Times New Roman" w:cs="Times New Roman"/>
@@ -11740,6 +12637,7 @@
         </w:rPr>
         <w:t>${</w:t>
       </w:r>
+      <w:proofErr w:type="spellStart"/>
       <w:r>
         <w:rPr>
           <w:rFonts w:ascii="Times New Roman" w:eastAsia="Times New Roman" w:hAnsi="Times New Roman" w:cs="Times New Roman"/>
@@ -11750,6 +12648,7 @@
         </w:rPr>
         <w:t>adminDate</w:t>
       </w:r>
+      <w:proofErr w:type="spellEnd"/>
       <w:r>
         <w:rPr>
           <w:rFonts w:ascii="Times New Roman" w:eastAsia="Times New Roman" w:hAnsi="Times New Roman" w:cs="Times New Roman"/>
@@ -11950,7 +12849,25 @@
                 <w:sz w:val="16"/>
                 <w:szCs w:val="16"/>
               </w:rPr>
-              <w:t>м. Сновськ , вул. Каденюка 56</w:t>
+              <w:t xml:space="preserve">м. </w:t>
+            </w:r>
+            <w:proofErr w:type="spellStart"/>
+            <w:r>
+              <w:rPr>
+                <w:rFonts w:ascii="Times New Roman" w:eastAsia="Times New Roman" w:hAnsi="Times New Roman" w:cs="Times New Roman"/>
+                <w:sz w:val="16"/>
+                <w:szCs w:val="16"/>
+              </w:rPr>
+              <w:t>Сновськ</w:t>
+            </w:r>
+            <w:proofErr w:type="spellEnd"/>
+            <w:r>
+              <w:rPr>
+                <w:rFonts w:ascii="Times New Roman" w:eastAsia="Times New Roman" w:hAnsi="Times New Roman" w:cs="Times New Roman"/>
+                <w:sz w:val="16"/>
+                <w:szCs w:val="16"/>
+              </w:rPr>
+              <w:t xml:space="preserve"> , вул. Каденюка 56</w:t>
             </w:r>
           </w:p>
           <w:p>
@@ -12311,6 +13228,7 @@
               </w:rPr>
               <w:t>ФО ${</w:t>
             </w:r>
+            <w:proofErr w:type="spellStart"/>
             <w:r>
               <w:rPr>
                 <w:rFonts w:ascii="Times New Roman" w:eastAsia="Times New Roman" w:hAnsi="Times New Roman" w:cs="Times New Roman"/>
@@ -12323,6 +13241,7 @@
               </w:rPr>
               <w:t>shortName</w:t>
             </w:r>
+            <w:proofErr w:type="spellEnd"/>
             <w:r>
               <w:rPr>
                 <w:rFonts w:ascii="Times New Roman" w:eastAsia="Times New Roman" w:hAnsi="Times New Roman" w:cs="Times New Roman"/>
@@ -12452,6 +13371,7 @@
               </w:rPr>
               <w:t>Адреса: ${</w:t>
             </w:r>
+            <w:proofErr w:type="spellStart"/>
             <w:r>
               <w:rPr>
                 <w:rFonts w:ascii="Times New Roman" w:eastAsia="Times New Roman" w:hAnsi="Times New Roman" w:cs="Times New Roman"/>
@@ -12462,6 +13382,7 @@
               </w:rPr>
               <w:t>clientRegion</w:t>
             </w:r>
+            <w:proofErr w:type="spellEnd"/>
             <w:r>
               <w:rPr>
                 <w:rFonts w:ascii="Times New Roman" w:eastAsia="Times New Roman" w:hAnsi="Times New Roman" w:cs="Times New Roman"/>
@@ -12514,6 +13435,7 @@
               </w:rPr>
               <w:t xml:space="preserve"> ${</w:t>
             </w:r>
+            <w:proofErr w:type="spellStart"/>
             <w:r>
               <w:rPr>
                 <w:rFonts w:ascii="Times New Roman" w:eastAsia="Times New Roman" w:hAnsi="Times New Roman" w:cs="Times New Roman"/>
@@ -12524,6 +13446,7 @@
               </w:rPr>
               <w:t>clientINN</w:t>
             </w:r>
+            <w:proofErr w:type="spellEnd"/>
             <w:r>
               <w:rPr>
                 <w:rFonts w:ascii="Times New Roman" w:eastAsia="Times New Roman" w:hAnsi="Times New Roman" w:cs="Times New Roman"/>
@@ -12562,6 +13485,7 @@
               </w:rPr>
               <w:t>${</w:t>
             </w:r>
+            <w:proofErr w:type="spellStart"/>
             <w:r>
               <w:rPr>
                 <w:rFonts w:ascii="Times New Roman" w:eastAsia="Times New Roman" w:hAnsi="Times New Roman" w:cs="Times New Roman"/>
@@ -12571,6 +13495,7 @@
               </w:rPr>
               <w:t>passportNumber</w:t>
             </w:r>
+            <w:proofErr w:type="spellEnd"/>
             <w:r>
               <w:rPr>
                 <w:rFonts w:ascii="Times New Roman" w:eastAsia="Times New Roman" w:hAnsi="Times New Roman" w:cs="Times New Roman"/>
@@ -12579,6 +13504,7 @@
               </w:rPr>
               <w:t>}, виданий ${</w:t>
             </w:r>
+            <w:proofErr w:type="spellStart"/>
             <w:r>
               <w:rPr>
                 <w:rFonts w:ascii="Times New Roman" w:eastAsia="Times New Roman" w:hAnsi="Times New Roman" w:cs="Times New Roman"/>
@@ -12588,6 +13514,7 @@
               </w:rPr>
               <w:t>passportIssue</w:t>
             </w:r>
+            <w:proofErr w:type="spellEnd"/>
             <w:r>
               <w:rPr>
                 <w:rFonts w:ascii="Times New Roman" w:eastAsia="Times New Roman" w:hAnsi="Times New Roman" w:cs="Times New Roman"/>
@@ -12605,13 +13532,23 @@
               </w:rPr>
               <w:t>passport</w:t>
             </w:r>
+            <w:proofErr w:type="spellStart"/>
             <w:r>
               <w:rPr>
                 <w:rFonts w:ascii="Times New Roman" w:eastAsia="Times New Roman" w:hAnsi="Times New Roman" w:cs="Times New Roman"/>
                 <w:sz w:val="16"/>
                 <w:szCs w:val="16"/>
               </w:rPr>
-              <w:t>Date}</w:t>
+              <w:t>Date</w:t>
+            </w:r>
+            <w:proofErr w:type="spellEnd"/>
+            <w:r>
+              <w:rPr>
+                <w:rFonts w:ascii="Times New Roman" w:eastAsia="Times New Roman" w:hAnsi="Times New Roman" w:cs="Times New Roman"/>
+                <w:sz w:val="16"/>
+                <w:szCs w:val="16"/>
+              </w:rPr>
+              <w:t>}</w:t>
             </w:r>
           </w:p>
           <w:p>
@@ -12716,7 +13653,33 @@
                 <w:szCs w:val="16"/>
                 <w:lang w:val="en-US" w:eastAsia="ru-RU"/>
               </w:rPr>
-              <w:t>${shortName}</w:t>
+              <w:t>${</w:t>
+            </w:r>
+            <w:proofErr w:type="spellStart"/>
+            <w:r>
+              <w:rPr>
+                <w:rFonts w:ascii="Times New Roman" w:eastAsia="Times New Roman" w:hAnsi="Times New Roman" w:cs="Times New Roman"/>
+                <w:b/>
+                <w:bCs/>
+                <w:color w:val="010101"/>
+                <w:sz w:val="16"/>
+                <w:szCs w:val="16"/>
+                <w:lang w:val="en-US" w:eastAsia="ru-RU"/>
+              </w:rPr>
+              <w:t>shortName</w:t>
+            </w:r>
+            <w:proofErr w:type="spellEnd"/>
+            <w:r>
+              <w:rPr>
+                <w:rFonts w:ascii="Times New Roman" w:eastAsia="Times New Roman" w:hAnsi="Times New Roman" w:cs="Times New Roman"/>
+                <w:b/>
+                <w:bCs/>
+                <w:color w:val="010101"/>
+                <w:sz w:val="16"/>
+                <w:szCs w:val="16"/>
+                <w:lang w:val="en-US" w:eastAsia="ru-RU"/>
+              </w:rPr>
+              <w:t>}</w:t>
             </w:r>
           </w:p>
         </w:tc>
